--- a/downloads/documents/04 Units/Unit 02 - Individual Growth and Life Readiness - Me, My Goals, My Money/Lesson 02.16 - Diversification.docx
+++ b/downloads/documents/04 Units/Unit 02 - Individual Growth and Life Readiness - Me, My Goals, My Money/Lesson 02.16 - Diversification.docx
@@ -306,7 +306,7 @@
         <w:t xml:space="preserve"> </w:t>
       </w:r>
       <w:r>
-        <w:t xml:space="preserve">Tier 3 (FACS): diversification, allocation, portfolio pie, rebalance, risk level. See the unit vocabulary list for Turkish, Portuguese, and Spanish.</w:t>
+        <w:t xml:space="preserve">Tier 3 (FACS): diversification, allocation, portfolio pie, rebalance, risk level. See the unit vocabulary list for the Spanish column.</w:t>
       </w:r>
     </w:p>
     <w:p>
@@ -1207,7 +1207,7 @@
         <w:t xml:space="preserve"> </w:t>
       </w:r>
       <w:r>
-        <w:t xml:space="preserve">in Turkish, Portuguese, and Spanish on the journal template.</w:t>
+        <w:t xml:space="preserve">in Spanish on the journal template.</w:t>
       </w:r>
     </w:p>
     <w:p>
@@ -1758,7 +1758,7 @@
     <w:sectPr>
       <w:headerReference w:type="default" r:id="rId9"/>
       <w:pgSz w:w="12240" w:h="15840"/>
-      <w:pgMar w:top="1440" w:bottom="1440" w:left="1440" w:right="1440" w:header="504"/>
+      <w:pgMar w:top="1296" w:bottom="1296" w:left="1296" w:right="1296" w:header="504"/>
     </w:sectPr>
   </w:body>
 </w:document>

--- a/downloads/documents/04 Units/Unit 02 - Individual Growth and Life Readiness - Me, My Goals, My Money/Lesson 02.16 - Diversification.docx
+++ b/downloads/documents/04 Units/Unit 02 - Individual Growth and Life Readiness - Me, My Goals, My Money/Lesson 02.16 - Diversification.docx
@@ -41,7 +41,7 @@
         <w:t xml:space="preserve"> </w:t>
       </w:r>
       <w:r>
-        <w:t xml:space="preserve">2.4 ClassroomStreet Investor Challenge</w:t>
+        <w:t xml:space="preserve">2.4 The Gilded Age Market</w:t>
       </w:r>
       <w:r>
         <w:t xml:space="preserve"> </w:t>
@@ -86,19 +86,7 @@
         <w:t xml:space="preserve"> </w:t>
       </w:r>
       <w:r>
-        <w:t xml:space="preserve">classroom with devices (paper ledger version in</w:t>
-      </w:r>
-      <w:r>
-        <w:t xml:space="preserve"> </w:t>
-      </w:r>
-      <w:r>
-        <w:rPr>
-          <w:rStyle w:val="VerbatimChar"/>
-        </w:rPr>
-        <w:t xml:space="preserve">Project 02</w:t>
-      </w:r>
-      <w:r>
-        <w:t xml:space="preserve">)</w:t>
+        <w:t xml:space="preserve">classroom</w:t>
       </w:r>
     </w:p>
     <w:p>
@@ -195,7 +183,7 @@
         <w:t xml:space="preserve"> </w:t>
       </w:r>
       <w:r>
-        <w:t xml:space="preserve">Spreading money across different kinds of ventures means no single bad day can take it all. You give up some of the best case to protect yourself from the worst case.</w:t>
+        <w:t xml:space="preserve">Spreading money across different kinds of companies, and the bank, means no single panic can take it all. You give up some of the best case to protect yourself from the worst case.</w:t>
       </w:r>
       <w:r>
         <w:t xml:space="preserve"> </w:t>
@@ -270,7 +258,7 @@
         <w:pStyle w:val="Compact"/>
       </w:pPr>
       <w:r>
-        <w:t xml:space="preserve">(Mid) Given three paper portfolios and a market shock, compute each portfolio’s value after the shock and rank them by loss.</w:t>
+        <w:t xml:space="preserve">(Mid) Given three sample 1882 portfolios of $1,000 and the Panic of 1893 prices from the kit, compute each portfolio’s value after the panic and rank them by loss.</w:t>
       </w:r>
     </w:p>
     <w:p>
@@ -282,7 +270,7 @@
         <w:pStyle w:val="Compact"/>
       </w:pPr>
       <w:r>
-        <w:t xml:space="preserve">(High) Given their own portfolio pie, decide whether to rebalance, make the trades or the hold, and justify the decision in the journal using the paper exercise as evidence.</w:t>
+        <w:t xml:space="preserve">(High) Given their own portfolio pie from the ledger, decide whether to rebalance, make the trades or the hold in Round 5, and justify the decision in the journal using the paper exercise as evidence.</w:t>
       </w:r>
     </w:p>
     <w:p>
@@ -328,7 +316,37 @@
         <w:pStyle w:val="Compact"/>
       </w:pPr>
       <w:r>
-        <w:t xml:space="preserve">Devices and login cards</w:t>
+        <w:rPr>
+          <w:rStyle w:val="VerbatimChar"/>
+        </w:rPr>
+        <w:t xml:space="preserve">Handout 02.14 - The Gilded Age Market Kit.md</w:t>
+      </w:r>
+      <w:r>
+        <w:t xml:space="preserve"> </w:t>
+      </w:r>
+      <w:r>
+        <w:t xml:space="preserve">(teacher): page 2 for the Round 5 prices, page 3 for the Round 5 dispatch</w:t>
+      </w:r>
+    </w:p>
+    <w:p>
+      <w:pPr>
+        <w:numPr>
+          <w:ilvl w:val="0"/>
+          <w:numId w:val="1003"/>
+        </w:numPr>
+        <w:pStyle w:val="Compact"/>
+      </w:pPr>
+      <w:r>
+        <w:rPr>
+          <w:rStyle w:val="VerbatimChar"/>
+        </w:rPr>
+        <w:t xml:space="preserve">Handout 02.19 - Paper Ledger.md</w:t>
+      </w:r>
+      <w:r>
+        <w:t xml:space="preserve"> </w:t>
+      </w:r>
+      <w:r>
+        <w:t xml:space="preserve">(student), in the FACS folder</w:t>
       </w:r>
     </w:p>
     <w:p>
@@ -427,7 +445,19 @@
         <w:pStyle w:val="Compact"/>
       </w:pPr>
       <w:r>
-        <w:t xml:space="preserve">Setup notes: set the market to window 19 before class. This is the last calm day before the crisis; the prices in windows 19 to 24 get jumpy on purpose. Do not mention tomorrow. Print the class portfolio count from the Command Bridge Rankings tab if the site shows holdings by venture; if not, use the hand count from Lesson 2.14 Day 2.</w:t>
+        <w:t xml:space="preserve">Setup notes: the price table on the board shows Rounds 0 to 4 filled in and Round 5 empty. The handout uses only prices the class has already lived through (1882, 1893 and 1901), so nothing on it gives away a future round. Do not mention the boom or the crash that are coming. Bring the hand count from Lesson 2.14 Day 2 (</w:t>
+      </w:r>
+      <w:r>
+        <w:t xml:space="preserve">“</w:t>
+      </w:r>
+      <w:r>
+        <w:t xml:space="preserve">more than half in one company</w:t>
+      </w:r>
+      <w:r>
+        <w:t xml:space="preserve">”</w:t>
+      </w:r>
+      <w:r>
+        <w:t xml:space="preserve">).</w:t>
       </w:r>
     </w:p>
     <w:p>
@@ -445,57 +475,45 @@
         <w:pStyle w:val="FirstParagraph"/>
       </w:pPr>
       <w:r>
-        <w:t xml:space="preserve">The hand count from Lesson 2.14 Day 2 (</w:t>
+        <w:t xml:space="preserve">The hand count from Lesson 2.14 Day 2 tells you how many portfolios are one big slice. The do now today is the numbers version of the same question; most students will get the arithmetic right and still not change anything, which is why the paper exercise comes before Round 5.</w:t>
+      </w:r>
+    </w:p>
+    <w:p>
+      <w:pPr>
+        <w:pStyle w:val="Heading2"/>
+      </w:pPr>
+      <w:bookmarkStart w:id="27" w:name="do-now-and-hook-time-3-min"/>
+      <w:r>
+        <w:t xml:space="preserve">Do now and hook (Time: 3 min)</w:t>
+      </w:r>
+      <w:bookmarkEnd w:id="27"/>
+    </w:p>
+    <w:p>
+      <w:pPr>
+        <w:pStyle w:val="FirstParagraph"/>
+      </w:pPr>
+      <w:r>
+        <w:t xml:space="preserve">On the board:</w:t>
+      </w:r>
+      <w:r>
+        <w:t xml:space="preserve"> </w:t>
       </w:r>
       <w:r>
         <w:t xml:space="preserve">“</w:t>
       </w:r>
       <w:r>
-        <w:t xml:space="preserve">more than half in one venture</w:t>
+        <w:t xml:space="preserve">All $1,000 in one company. It drops 50 percent. What is your total now? Now: $1,000 split evenly across five holdings, and only one of them drops 50 percent. What is your total?</w:t>
       </w:r>
       <w:r>
         <w:t xml:space="preserve">”</w:t>
       </w:r>
-      <w:r>
-        <w:t xml:space="preserve">) tells you how many portfolios are one big slice. The do now today is the numbers version of the same question; most students will get the arithmetic right and still not change anything, which is why the paper exercise comes before the trading window.</w:t>
-      </w:r>
-    </w:p>
-    <w:p>
-      <w:pPr>
-        <w:pStyle w:val="Heading2"/>
-      </w:pPr>
-      <w:bookmarkStart w:id="27" w:name="do-now-and-hook-time-3-min"/>
-      <w:r>
-        <w:t xml:space="preserve">Do now and hook (Time: 3 min)</w:t>
-      </w:r>
-      <w:bookmarkEnd w:id="27"/>
-    </w:p>
-    <w:p>
-      <w:pPr>
-        <w:pStyle w:val="FirstParagraph"/>
-      </w:pPr>
-      <w:r>
-        <w:t xml:space="preserve">On the board:</w:t>
-      </w:r>
-      <w:r>
-        <w:t xml:space="preserve"> </w:t>
-      </w:r>
-      <w:r>
-        <w:t xml:space="preserve">“</w:t>
-      </w:r>
-      <w:r>
-        <w:t xml:space="preserve">All AQ25,000 in one venture. It drops 50 percent. What is your fortune now? Now: 25,000 split evenly across five ventures, and only one of them drops 50 percent. What is your fortune?</w:t>
-      </w:r>
-      <w:r>
-        <w:t xml:space="preserve">”</w:t>
-      </w:r>
     </w:p>
     <w:p>
       <w:pPr>
         <w:pStyle w:val="BodyText"/>
       </w:pPr>
       <w:r>
-        <w:t xml:space="preserve">Debrief: 12,500 versus 22,500. Then the hook: hold up the basket with all twelve eggs and drop it (or tip it) onto the desk. Then the three baskets with four each and drop one.</w:t>
+        <w:t xml:space="preserve">Debrief: 500 versus 900. Then the hook: hold up the basket with all twelve eggs and drop it (or tip it) onto the desk. Then the three baskets with four each and drop one.</w:t>
       </w:r>
       <w:r>
         <w:t xml:space="preserve"> </w:t>
@@ -624,7 +642,7 @@
               <w:jc w:val="left"/>
             </w:pPr>
             <w:r>
-              <w:t xml:space="preserve">Slides 3 to 5. Define diversification: money spread across ventures with different risk levels, so they do not all fall on the same news. Show two pies: one slice of 90 percent, and six slices. Then the trade-off, said plainly: the six-slice pie will never win the leaderboard on a great week, and it will never be at the bottom on a terrible one. The word for changing the slices back toward your plan is rebalancing: sell a little of what grew, buy a little of what fell, so the pie looks the way you want it.</w:t>
+              <w:t xml:space="preserve">Slides 3 to 5. Define diversification: money spread across companies with different risk levels, and the bank, so they do not all fall on the same news. Point at the board: in 1873 the railroads fell by almost half and oil and gas rose, because people still needed light. Show two pies: one slice of 90 percent, and six slices. Then the trade-off, said plainly: the six-slice pie will never win the leaderboard in a boom, and it will never be at the bottom in a panic. The word for changing the slices back toward your plan is rebalancing: sell a little of what grew, buy a little of what fell, so the pie looks the way you want it.</w:t>
             </w:r>
           </w:p>
         </w:tc>
@@ -670,18 +688,18 @@
               <w:jc w:val="left"/>
             </w:pPr>
             <w:r>
-              <w:t xml:space="preserve">Hand out the handout. Three portfolios, AQ25,000 each: A is all high risk (SPRK and CLDB), B is all safe (HNYP and SEAL), C is mixed across six ventures. Shock 1: high risk ventures fall 40 percent, medium ventures fall 10 percent, safe ventures hold. Students compute each portfolio’s value and loss. Then Shock 2, a boom: high risk ventures rise 50 percent, medium 10 percent, safe hold. Compute again. Debrief with the two rankings on the board: A wins the boom and loses the crash; B never moves; C is in the middle both times. Ask the essential question.</w:t>
-            </w:r>
-          </w:p>
-        </w:tc>
-        <w:tc>
-          <w:p>
-            <w:pPr>
-              <w:pStyle w:val="Compact"/>
-              <w:jc w:val="left"/>
-            </w:pPr>
-            <w:r>
-              <w:t xml:space="preserve">Work in pairs with a calculator. Fill the two tables. Rank the portfolios twice. Answer the two questions at the bottom: which portfolio would you want on a bad week, and which on a good week.</w:t>
+              <w:t xml:space="preserve">Hand out the handout. Three investors, $1,000 each, bought in 1882 at the Round 2 prices: A put it all in the two riskiest lines (ELEC and RAIL), B put most of it in the bank and the rest in GAS, C spread it across the bank and all four companies. The shock is the Panic of 1893, the Round 3 prices the class lived through two days ago. Students compute each portfolio’s value after the panic and the loss. Then Part 2: the same three portfolios, never sold, at the 1901 prices from Round 4. Compute again. Debrief with the two rankings on the board: A loses the most in the panic and gains the most by 1901; B barely moves either way; C is in the middle both times. Ask the essential question.</w:t>
+            </w:r>
+          </w:p>
+        </w:tc>
+        <w:tc>
+          <w:p>
+            <w:pPr>
+              <w:pStyle w:val="Compact"/>
+              <w:jc w:val="left"/>
+            </w:pPr>
+            <w:r>
+              <w:t xml:space="preserve">Work in pairs with a calculator. Fill the two tables. Rank the portfolios twice. Answer the two questions at the bottom: which portfolio would you want in a panic, and which in a recovery.</w:t>
             </w:r>
           </w:p>
         </w:tc>
@@ -705,7 +723,7 @@
               <w:jc w:val="left"/>
             </w:pPr>
             <w:r>
-              <w:t xml:space="preserve">3. Trading window: my own pie</w:t>
+              <w:t xml:space="preserve">3. Round 5, 1911: my own pie</w:t>
             </w:r>
           </w:p>
         </w:tc>
@@ -725,7 +743,7 @@
               <w:t xml:space="preserve">“</w:t>
             </w:r>
             <w:r>
-              <w:t xml:space="preserve">Sketch your pie from your holdings screen. If one slice is bigger than half, decide: rebalance, or hold and say why.</w:t>
+              <w:t xml:space="preserve">Sketch your pie from your Round 4 holdings on the ledger. If one slice is bigger than half, decide: rebalance, or hold and say why.</w:t>
             </w:r>
             <w:r>
               <w:t xml:space="preserve">”</w:t>
@@ -734,18 +752,18 @@
               <w:t xml:space="preserve"> </w:t>
             </w:r>
             <w:r>
-              <w:t xml:space="preserve">Advance windows 19 to 24, one click about every 90 seconds. Circulate; ask at the desk what the biggest slice is. Do not warn about tomorrow.</w:t>
-            </w:r>
-          </w:p>
-        </w:tc>
-        <w:tc>
-          <w:p>
-            <w:pPr>
-              <w:pStyle w:val="Compact"/>
-              <w:jc w:val="left"/>
-            </w:pPr>
-            <w:r>
-              <w:t xml:space="preserve">Sketch the pie on Entry 5. Rebalance or hold. Note any trades.</w:t>
+              <w:t xml:space="preserve">Write the Round 5 column on the board: RAIL 65, OIL 60, GAS 32, ELEC 55, STEEL 45, and two new lines, AUTO 20 and RADIO 6. Students pay the bank interest and work out their totals. Read the Round 5 dispatch aloud and put its question to the room: the government broke up the biggest monopoly in the country and its owners got richer; why? Four minutes of trading. Circulate; ask at the desk what the biggest slice is. Say nothing about the next two rounds.</w:t>
+            </w:r>
+          </w:p>
+        </w:tc>
+        <w:tc>
+          <w:p>
+            <w:pPr>
+              <w:pStyle w:val="Compact"/>
+              <w:jc w:val="left"/>
+            </w:pPr>
+            <w:r>
+              <w:t xml:space="preserve">Sketch the pie on Entry 5. Pay the interest. Fill the Round 5 column. Listen. Rebalance or hold. Log every trade.</w:t>
             </w:r>
           </w:p>
         </w:tc>
@@ -791,7 +809,7 @@
               <w:jc w:val="left"/>
             </w:pPr>
             <w:r>
-              <w:t xml:space="preserve">Write Entry 5 with total fortune.</w:t>
+              <w:t xml:space="preserve">Write Entry 5 with the total in dollars.</w:t>
             </w:r>
           </w:p>
         </w:tc>
@@ -881,7 +899,7 @@
         <w:pStyle w:val="Compact"/>
       </w:pPr>
       <w:r>
-        <w:t xml:space="preserve">What does Portfolio B’s value do in Shock 1? In Shock 2? Why the same answer?</w:t>
+        <w:t xml:space="preserve">What does Portfolio B’s total do in the panic? By 1901? Why so little either time?</w:t>
       </w:r>
     </w:p>
     <w:p>
@@ -893,7 +911,7 @@
         <w:pStyle w:val="Compact"/>
       </w:pPr>
       <w:r>
-        <w:t xml:space="preserve">Portfolio C lost 20 percent in the crash. Is that good or bad? Compared to what?</w:t>
+        <w:t xml:space="preserve">Portfolio C lost $224 in the panic. Is that good or bad? Compared to what?</w:t>
       </w:r>
     </w:p>
     <w:p>
@@ -925,7 +943,7 @@
         <w:pStyle w:val="Compact"/>
       </w:pPr>
       <w:r>
-        <w:t xml:space="preserve">If you knew a crash was coming next week, what would you do today? If you knew a boom was coming? What if you do not know, which is the real situation?</w:t>
+        <w:t xml:space="preserve">If you knew a panic was coming next round, what would you do today? If you knew a boom was coming? What if you do not know, which is the real situation?</w:t>
       </w:r>
     </w:p>
     <w:p>
@@ -976,7 +994,7 @@
         <w:t xml:space="preserve">“</w:t>
       </w:r>
       <w:r>
-        <w:t xml:space="preserve">Portfolio A after Shock 1 equals 15,000,</w:t>
+        <w:t xml:space="preserve">Portfolio A after the panic equals $480,</w:t>
       </w:r>
       <w:r>
         <w:t xml:space="preserve">”</w:t>
@@ -1006,7 +1024,7 @@
         <w:t xml:space="preserve">“</w:t>
       </w:r>
       <w:r>
-        <w:t xml:space="preserve">answers the bad week question with a portfolio letter and a reason.</w:t>
+        <w:t xml:space="preserve">answers the panic question with a portfolio letter and a reason.</w:t>
       </w:r>
       <w:r>
         <w:t xml:space="preserve">”</w:t>
@@ -1042,7 +1060,7 @@
         <w:t xml:space="preserve">“</w:t>
       </w:r>
       <w:r>
-        <w:t xml:space="preserve">C on a bad week, because it only lost 5,000 and A lost 10,000.</w:t>
+        <w:t xml:space="preserve">C in a panic, because it only lost $224 and A lost $520.</w:t>
       </w:r>
       <w:r>
         <w:t xml:space="preserve">”</w:t>
@@ -1150,7 +1168,7 @@
         <w:t xml:space="preserve"> </w:t>
       </w:r>
       <w:r>
-        <w:t xml:space="preserve">pile gets a two-minute desk visit at the start of Lesson 2.17 Day 1, which is going to be a rough morning for one-slice portfolios.</w:t>
+        <w:t xml:space="preserve">pile gets a two-minute desk visit at the start of Lesson 2.17 Day 1.</w:t>
       </w:r>
     </w:p>
     <w:p>
@@ -1172,7 +1190,7 @@
         <w:pStyle w:val="Compact"/>
       </w:pPr>
       <w:r>
-        <w:t xml:space="preserve">ELL: the eggs and baskets are the definition, no words needed; the handout tables have the arithmetic set up as "value times 0.60 = ___" so the operation is given; the pie is a drawing; sentence starter for the journal:</w:t>
+        <w:t xml:space="preserve">ELL: the eggs and baskets are the definition, no words needed; the handout tables have the arithmetic set up as "shares times price = ___" so the operation is given; the pie is a drawing; sentence starter for the journal:</w:t>
       </w:r>
       <w:r>
         <w:t xml:space="preserve"> </w:t>
@@ -1219,7 +1237,7 @@
         <w:pStyle w:val="Compact"/>
       </w:pPr>
       <w:r>
-        <w:t xml:space="preserve">IEP and 504 (general): calculators for all; Portfolio C’s six lines can be split between partners (three each) and added together; a printed pie template with slices to color instead of drawn; extended time by finishing Shock 2 at the start of Lesson 2.17.</w:t>
+        <w:t xml:space="preserve">IEP and 504 (general): calculators for all; Portfolio C’s six lines can be split between partners (three each) and added together; a printed pie template with slices to color instead of drawn; extended time by finishing Part 2 at the start of Lesson 2.17.</w:t>
       </w:r>
     </w:p>
     <w:p>
@@ -1231,19 +1249,7 @@
         <w:pStyle w:val="Compact"/>
       </w:pPr>
       <w:r>
-        <w:t xml:space="preserve">Grade 6 support: the handout uses Portfolios A and B only, then C is done as a class on the board; percent drops are given as</w:t>
-      </w:r>
-      <w:r>
-        <w:t xml:space="preserve"> </w:t>
-      </w:r>
-      <w:r>
-        <w:t xml:space="preserve">“</w:t>
-      </w:r>
-      <w:r>
-        <w:t xml:space="preserve">lose 40 out of every 100.</w:t>
-      </w:r>
-      <w:r>
-        <w:t xml:space="preserve">”</w:t>
+        <w:t xml:space="preserve">Grade 6 support: the handout uses Portfolios A and B only, then C is done as a class on the board; the bank interest is given as a number, not computed.</w:t>
       </w:r>
     </w:p>
     <w:p>
@@ -1255,7 +1261,7 @@
         <w:pStyle w:val="Compact"/>
       </w:pPr>
       <w:r>
-        <w:t xml:space="preserve">Grade 8 stretch: the student writes Portfolio D, a pie of their own design, and computes it through both shocks; then computes the percent loss for each portfolio (a preview of Lesson 2.18).</w:t>
+        <w:t xml:space="preserve">Grade 8 stretch: the student writes Portfolio D, a 1882 pie of their own design, and computes it through 1893 and 1901; then computes the percent loss and gain for each portfolio (a preview of Lesson 2.18).</w:t>
       </w:r>
     </w:p>
     <w:p>
@@ -1267,7 +1273,7 @@
         <w:pStyle w:val="Compact"/>
       </w:pPr>
       <w:r>
-        <w:t xml:space="preserve">UDL checkpoint used: multiple means of representation (physical eggs, drawn pies, a numeric table) and multiple means of engagement (the student’s own live portfolio is the last problem on the sheet).</w:t>
+        <w:t xml:space="preserve">UDL checkpoint used: multiple means of representation (physical eggs, drawn pies, a numeric table) and multiple means of engagement (the student’s own ledger is the last problem on the sheet).</w:t>
       </w:r>
     </w:p>
     <w:p>
@@ -1279,7 +1285,7 @@
         <w:pStyle w:val="Compact"/>
       </w:pPr>
       <w:r>
-        <w:t xml:space="preserve">No-device alternative: the paper ledger version. The pie is sketched from the ledger sheet, and rebalancing trades are recorded on it at the board prices for Day 5.</w:t>
+        <w:t xml:space="preserve">No-kitchen or no-machine alternative: not needed; the market runs on paper and a board. The pie is sketched from the ledger, and rebalancing trades are logged at the Round 5 prices.</w:t>
       </w:r>
     </w:p>
     <w:p>
@@ -1431,7 +1437,7 @@
               <w:jc w:val="left"/>
             </w:pPr>
             <w:r>
-              <w:t xml:space="preserve">2. Compute and rank three portfolios after a shock</w:t>
+              <w:t xml:space="preserve">2. Compute and rank three portfolios after the panic</w:t>
             </w:r>
           </w:p>
         </w:tc>
@@ -1464,7 +1470,7 @@
               <w:jc w:val="left"/>
             </w:pPr>
             <w:r>
-              <w:t xml:space="preserve">Formative; handout checked against the teacher key, six values and two rankings</w:t>
+              <w:t xml:space="preserve">Formative; handout checked against the teacher key, six totals and two rankings</w:t>
             </w:r>
           </w:p>
         </w:tc>
@@ -1499,7 +1505,7 @@
               <w:jc w:val="left"/>
             </w:pPr>
             <w:r>
-              <w:t xml:space="preserve">Trading window and Entry 5</w:t>
+              <w:t xml:space="preserve">Round 5 and Entry 5</w:t>
             </w:r>
           </w:p>
         </w:tc>
@@ -1567,25 +1573,7 @@
         <w:pStyle w:val="FirstParagraph"/>
       </w:pPr>
       <w:r>
-        <w:t xml:space="preserve">Math: percent of a quantity (grade 6 and 7 ratios and proportions) is the whole handout; the math teacher can use the three portfolios as a warm-up the same week. Social studies:</w:t>
-      </w:r>
-      <w:r>
-        <w:t xml:space="preserve"> </w:t>
-      </w:r>
-      <w:r>
-        <w:t xml:space="preserve">“</w:t>
-      </w:r>
-      <w:r>
-        <w:t xml:space="preserve">why do people keep money in more than one place</w:t>
-      </w:r>
-      <w:r>
-        <w:t xml:space="preserve">”</w:t>
-      </w:r>
-      <w:r>
-        <w:t xml:space="preserve"> </w:t>
-      </w:r>
-      <w:r>
-        <w:t xml:space="preserve">connects to the Great Depression bank runs when that unit arrives.</w:t>
+        <w:t xml:space="preserve">Math: percent of a quantity (grade 6 and 7 ratios and proportions) is the whole handout; the math teacher can use the three portfolios as a warm-up the same week. Social studies: the Panic of 1893 and the breakup of Standard Oil are on the board today; a class that has held a share through both has something to bring to the history room.</w:t>
       </w:r>
     </w:p>
     <w:p>
@@ -1655,7 +1643,68 @@
         <w:pStyle w:val="Compact"/>
       </w:pPr>
       <w:r>
-        <w:t xml:space="preserve">My own materials: my original ClassroomStreet plan (Day 4, Portfolio Diversification, and its warm-up question, which is the do now here); the ClassroomStreet Student Guide (the tip</w:t>
+        <w:t xml:space="preserve">My own materials:</w:t>
+      </w:r>
+      <w:r>
+        <w:t xml:space="preserve"> </w:t>
+      </w:r>
+      <w:r>
+        <w:rPr>
+          <w:rStyle w:val="VerbatimChar"/>
+        </w:rPr>
+        <w:t xml:space="preserve">Handout 02.14 - The Gilded Age Market Kit.md</w:t>
+      </w:r>
+      <w:r>
+        <w:t xml:space="preserve"> </w:t>
+      </w:r>
+      <w:r>
+        <w:t xml:space="preserve">(the 1882, 1893, 1901 and 1911 prices on page 2 and the Round 5 dispatch on page 3) and</w:t>
+      </w:r>
+      <w:r>
+        <w:t xml:space="preserve"> </w:t>
+      </w:r>
+      <w:r>
+        <w:rPr>
+          <w:rStyle w:val="VerbatimChar"/>
+        </w:rPr>
+        <w:t xml:space="preserve">Handout 02.19 - Paper Ledger.md</w:t>
+      </w:r>
+      <w:r>
+        <w:t xml:space="preserve">.</w:t>
+      </w:r>
+    </w:p>
+    <w:p>
+      <w:pPr>
+        <w:pStyle w:val="Heading2"/>
+      </w:pPr>
+      <w:bookmarkStart w:id="37" w:name="teacher-notes"/>
+      <w:r>
+        <w:t xml:space="preserve">Teacher notes</w:t>
+      </w:r>
+      <w:bookmarkEnd w:id="37"/>
+    </w:p>
+    <w:p>
+      <w:pPr>
+        <w:numPr>
+          <w:ilvl w:val="0"/>
+          <w:numId w:val="1008"/>
+        </w:numPr>
+        <w:pStyle w:val="Compact"/>
+      </w:pPr>
+      <w:r>
+        <w:t xml:space="preserve">If the period runs short, skip Part 2 (the 1901 prices) and do it as the Day 1 do now in Lesson 2.17 before the Round 6 prices go up. Never cut Round 5; students need to have made the rebalance-or-hold decision before the boom, or the boom and the crash teach nothing.</w:t>
+      </w:r>
+    </w:p>
+    <w:p>
+      <w:pPr>
+        <w:numPr>
+          <w:ilvl w:val="0"/>
+          <w:numId w:val="1008"/>
+        </w:numPr>
+        <w:pStyle w:val="Compact"/>
+      </w:pPr>
+      <w:r>
+        <w:t xml:space="preserve">Common mistake: students hear</w:t>
       </w:r>
       <w:r>
         <w:t xml:space="preserve"> </w:t>
@@ -1664,24 +1713,35 @@
         <w:t xml:space="preserve">“</w:t>
       </w:r>
       <w:r>
-        <w:t xml:space="preserve">Don’t put all your Florins in one venture</w:t>
+        <w:t xml:space="preserve">diversify</w:t>
       </w:r>
       <w:r>
         <w:t xml:space="preserve">”</w:t>
       </w:r>
       <w:r>
-        <w:t xml:space="preserve">).</w:t>
-      </w:r>
-    </w:p>
-    <w:p>
-      <w:pPr>
-        <w:pStyle w:val="Heading2"/>
-      </w:pPr>
-      <w:bookmarkStart w:id="37" w:name="teacher-notes"/>
-      <w:r>
-        <w:t xml:space="preserve">Teacher notes</w:t>
-      </w:r>
-      <w:bookmarkEnd w:id="37"/>
+        <w:t xml:space="preserve"> </w:t>
+      </w:r>
+      <w:r>
+        <w:t xml:space="preserve">and buy one share of everything, leaving 90 percent in the original company. Ask at the desk:</w:t>
+      </w:r>
+      <w:r>
+        <w:t xml:space="preserve"> </w:t>
+      </w:r>
+      <w:r>
+        <w:t xml:space="preserve">“</w:t>
+      </w:r>
+      <w:r>
+        <w:t xml:space="preserve">What is the biggest slice now?</w:t>
+      </w:r>
+      <w:r>
+        <w:t xml:space="preserve">”</w:t>
+      </w:r>
+      <w:r>
+        <w:t xml:space="preserve"> </w:t>
+      </w:r>
+      <w:r>
+        <w:t xml:space="preserve">The pie sketch catches it.</w:t>
+      </w:r>
     </w:p>
     <w:p>
       <w:pPr>
@@ -1692,7 +1752,7 @@
         <w:pStyle w:val="Compact"/>
       </w:pPr>
       <w:r>
-        <w:t xml:space="preserve">If the period runs short, skip Shock 2 and do it as the Day 1 do now in Lesson 2.17 before the crisis dispatch goes up. Never cut the trading window; students need to have made the rebalance-or-hold decision before tomorrow, or tomorrow teaches nothing.</w:t>
+        <w:t xml:space="preserve">AUTO at $20 and RADIO at $6 join the board today and look cheap. Let students buy them. Do not say what happens to RADIO; the price table on page 2 is yours, not theirs.</w:t>
       </w:r>
     </w:p>
     <w:p>
@@ -1704,61 +1764,13 @@
         <w:pStyle w:val="Compact"/>
       </w:pPr>
       <w:r>
-        <w:t xml:space="preserve">Common mistake: students hear</w:t>
-      </w:r>
-      <w:r>
-        <w:t xml:space="preserve"> </w:t>
-      </w:r>
-      <w:r>
-        <w:t xml:space="preserve">“</w:t>
-      </w:r>
-      <w:r>
-        <w:t xml:space="preserve">diversify</w:t>
-      </w:r>
-      <w:r>
-        <w:t xml:space="preserve">”</w:t>
-      </w:r>
-      <w:r>
-        <w:t xml:space="preserve"> </w:t>
-      </w:r>
-      <w:r>
-        <w:t xml:space="preserve">and buy one unit of everything, leaving 90 percent in the original venture. Ask at the desk:</w:t>
-      </w:r>
-      <w:r>
-        <w:t xml:space="preserve"> </w:t>
-      </w:r>
-      <w:r>
-        <w:t xml:space="preserve">“</w:t>
-      </w:r>
-      <w:r>
-        <w:t xml:space="preserve">What is the biggest slice now?</w:t>
-      </w:r>
-      <w:r>
-        <w:t xml:space="preserve">”</w:t>
-      </w:r>
-      <w:r>
-        <w:t xml:space="preserve"> </w:t>
-      </w:r>
-      <w:r>
-        <w:t xml:space="preserve">The pie sketch catches it.</w:t>
-      </w:r>
-    </w:p>
-    <w:p>
-      <w:pPr>
-        <w:numPr>
-          <w:ilvl w:val="0"/>
-          <w:numId w:val="1008"/>
-        </w:numPr>
-        <w:pStyle w:val="Compact"/>
-      </w:pPr>
-      <w:r>
-        <w:t xml:space="preserve">Tomorrow the crisis hits at window 25. Some students will come in tomorrow with 80 percent in Sparkstone after this lesson. Let them. Their Investor Report is going to be the most honest one in the class.</w:t>
+        <w:t xml:space="preserve">The boom is Round 6 tomorrow and the crash is Round 7 the day after. Some students will leave today with 80 percent in one company after this lesson. Let them. Their Investor Report is going to be the most honest one in the class.</w:t>
       </w:r>
     </w:p>
     <w:sectPr>
       <w:headerReference w:type="default" r:id="rId9"/>
       <w:pgSz w:w="12240" w:h="15840"/>
-      <w:pgMar w:top="1296" w:bottom="1296" w:left="1296" w:right="1296" w:header="504"/>
+      <w:pgMar w:top="1440" w:bottom="1440" w:left="1440" w:right="1440" w:header="504"/>
     </w:sectPr>
   </w:body>
 </w:document>

--- a/downloads/documents/04 Units/Unit 02 - Individual Growth and Life Readiness - Me, My Goals, My Money/Lesson 02.16 - Diversification.docx
+++ b/downloads/documents/04 Units/Unit 02 - Individual Growth and Life Readiness - Me, My Goals, My Money/Lesson 02.16 - Diversification.docx
@@ -653,7 +653,7 @@
               <w:jc w:val="left"/>
             </w:pPr>
             <w:r>
-              <w:t xml:space="preserve">Copy the definition and sketch the two pies in the journal notes box.</w:t>
+              <w:t xml:space="preserve">Copy the definition and sketch the two pies on the journal’s My notes page.</w:t>
             </w:r>
           </w:p>
         </w:tc>
